--- a/cv/cv_okiess_de.docx
+++ b/cv/cv_okiess_de.docx
@@ -62,7 +62,7 @@
           <w:rtl w:val="0"/>
           <w:lang w:val="de-DE"/>
         </w:rPr>
-        <w:t>Letztes Update: 15.11.2025</w:t>
+        <w:t>Letztes Update: 04.07.2026</w:t>
       </w:r>
     </w:p>
     <w:p>
